--- a/3A_高壓舊魚心理機制與誘咬本質.docx
+++ b/3A_高壓舊魚心理機制與誘咬本質.docx
@@ -6306,16 +6306,37 @@
     <w:p>
       <w:pPr/>
       <w:r>
+        <w:t>Inherited_Baseline 結構化引用參數（B0-XX / V1A-XX / V2A-XX / V2B-XX / V2C-XX）</w:t>
+      </w:r>
+    </w:p>
+    <w:p>
+      <w:pPr/>
+      <w:r>
+        <w:t>— 0D 基底事實 —</w:t>
+      </w:r>
+    </w:p>
+    <w:p>
+      <w:pPr/>
+      <w:r>
         <w:rPr>
           <w:b/>
         </w:rPr>
-        <w:t>Inherited_Baseline 結構化引用參數（B0-XX / V1A-XX / V2A-XX / V2B-XX）</w:t>
+        <w:t xml:space="preserve">[B0-07] </w:t>
+      </w:r>
+      <w:r>
+        <w:t>北部野生埤塘：梅雨/颱風後 48–72 hr 濁度脈衝，NTU &gt; 40；側線主導視覺感知。</w:t>
       </w:r>
     </w:p>
     <w:p>
       <w:pPr/>
       <w:r>
-        <w:t>— 0D 基底事實 —</w:t>
+        <w:rPr>
+          <w:b/>
+        </w:rPr>
+        <w:t xml:space="preserve">[B0-10] </w:t>
+      </w:r>
+      <w:r>
+        <w:t>南部管理池：水車運作後 NTU 60–100，高有機負載，視覺死區顯著。</w:t>
       </w:r>
     </w:p>
     <w:p>
@@ -6324,40 +6345,52 @@
         <w:rPr>
           <w:b/>
         </w:rPr>
-        <w:t xml:space="preserve">[B0-07] </w:t>
-      </w:r>
-      <w:r>
-        <w:t>北部野生埤塘：梅雨/颱風後 48–72 hr 濁度脈衝，NTU &gt; 40；側線主導視覺感知。</w:t>
+        <w:t xml:space="preserve">[B0-11] </w:t>
+      </w:r>
+      <w:r>
+        <w:t>爛底水體：Eh &lt; −150 mV，H₂S 釋放，底層 DO &lt; 2 mg/L；皮質醇清除受阻，Alert Reset Time 無限延長。</w:t>
       </w:r>
     </w:p>
     <w:p>
       <w:pPr/>
       <w:r>
+        <w:t>— 1A 短時觸發與生理限制 —</w:t>
+      </w:r>
+    </w:p>
+    <w:p>
+      <w:pPr/>
+      <w:r>
         <w:rPr>
           <w:b/>
         </w:rPr>
-        <w:t xml:space="preserve">[B0-10] </w:t>
-      </w:r>
-      <w:r>
-        <w:t>南部管理池：水車運作後 NTU 60–100，高有機負載，視覺死區顯著。</w:t>
+        <w:t xml:space="preserve">[V1A-01] </w:t>
+      </w:r>
+      <w:r>
+        <w:t>閉鰾類氣鰾調節延遲（Lag phase）：氣壓驟變 ≥4 hPa/6hr 誘發中性浮力喪失，生理恢復需數分鐘至數小時。</w:t>
       </w:r>
     </w:p>
     <w:p>
       <w:pPr/>
       <w:r>
+        <w:t>[V1A-04] 視網膜明暗適應（RMM）延遲：暗→明適應約 45–60 min；晨昏光線邊界約束晨間索餌時窗。</w:t>
+      </w:r>
+    </w:p>
+    <w:p>
+      <w:pPr/>
+      <w:r>
         <w:rPr>
           <w:b/>
         </w:rPr>
-        <w:t xml:space="preserve">[B0-11] </w:t>
-      </w:r>
-      <w:r>
-        <w:t>爛底水體：Eh &lt; −150 mV，H₂S 釋放，底層 DO &lt; 2 mg/L；皮質醇清除受阻，Alert Reset Time 無限延長。</w:t>
+        <w:t xml:space="preserve">[V1A-03] </w:t>
+      </w:r>
+      <w:r>
+        <w:t>光照行為觸發閾值：黑鱸主動索餌所需最低光照估算 ~100–500 lux（依水體透明度而異）。</w:t>
       </w:r>
     </w:p>
     <w:p>
       <w:pPr/>
       <w:r>
-        <w:t>— 1A 短時觸發與生理限制 —</w:t>
+        <w:t>— 2A 覓食行為 —</w:t>
       </w:r>
     </w:p>
     <w:p>
@@ -6366,10 +6399,10 @@
         <w:rPr>
           <w:b/>
         </w:rPr>
-        <w:t xml:space="preserve">[V1A-01] </w:t>
-      </w:r>
-      <w:r>
-        <w:t>閉鰾類氣鰾調節延遲（Lag phase）：氣壓驟變 ≥4 hPa/6hr 誘發中性浮力喪失，生理恢復需數分鐘至數小時。</w:t>
+        <w:t xml:space="preserve">[V2A-06] </w:t>
+      </w:r>
+      <w:r>
+        <w:t>急性皮質醇峰值 &gt;150 ng/mL（C&amp;R 後 15–30 min 飆升），端腦負面情節記憶鞏固（FIE）機制。</w:t>
       </w:r>
     </w:p>
     <w:p>
@@ -6378,10 +6411,10 @@
         <w:rPr>
           <w:b/>
         </w:rPr>
-        <w:t xml:space="preserve">[V1A-02] </w:t>
-      </w:r>
-      <w:r>
-        <w:t>視網膜明暗適應（RMM）延遲：暗→明適應約 30–60 min；晨昏光線邊界約束晨間索餌時窗。</w:t>
+        <w:t xml:space="preserve">[V2A-07] </w:t>
+      </w:r>
+      <w:r>
+        <w:t>視頂蓋感覺運動轉換潛伏期：30–50 ms；低於端腦認知審查速度，使 Reaction Strike 得以繞過記憶抑制。</w:t>
       </w:r>
     </w:p>
     <w:p>
@@ -6390,28 +6423,40 @@
         <w:rPr>
           <w:b/>
         </w:rPr>
-        <w:t xml:space="preserve">[V1A-03] </w:t>
-      </w:r>
-      <w:r>
-        <w:t>光照行為觸發閾值：黑鱸主動索餌所需最低光照估算 ~100–500 lux（依水體透明度而異）。</w:t>
+        <w:t xml:space="preserve">[V2A-08] </w:t>
+      </w:r>
+      <w:r>
+        <w:t>反射咬餌線性速度閾值：1.5–1.8 m/s；0.3 s 內完成衝刺（Ram feeding 主導）。</w:t>
       </w:r>
     </w:p>
     <w:p>
       <w:pPr/>
       <w:r>
-        <w:t>— 2A 覓食行為 —</w:t>
+        <w:rPr>
+          <w:b/>
+        </w:rPr>
+        <w:t xml:space="preserve">[V2A-11] </w:t>
+      </w:r>
+      <w:r>
+        <w:t>韋伯對比閾值（Weber fraction）：~5%（0.05）；水質混濁或近場散焦時對比度崩潰，視覺目標消失。</w:t>
       </w:r>
     </w:p>
     <w:p>
       <w:pPr/>
       <w:r>
+        <w:t>— 2B 側線與聲學感知 —</w:t>
+      </w:r>
+    </w:p>
+    <w:p>
+      <w:pPr/>
+      <w:r>
         <w:rPr>
           <w:b/>
         </w:rPr>
-        <w:t xml:space="preserve">[V2A-06] </w:t>
-      </w:r>
-      <w:r>
-        <w:t>急性皮質醇峰值 &gt;150 ng/mL（C&amp;R 後 15–30 min 飆升），端腦負面情節記憶鞏固（FIE）機制。</w:t>
+        <w:t xml:space="preserve">[V2B-02] </w:t>
+      </w:r>
+      <w:r>
+        <w:t>側線表淺神經丘（SNs）低頻感知：峰值 ~20 Hz，絕對流速響應 &lt;30 Hz；穿透躍溫層能力強。</w:t>
       </w:r>
     </w:p>
     <w:p>
@@ -6420,10 +6465,10 @@
         <w:rPr>
           <w:b/>
         </w:rPr>
-        <w:t xml:space="preserve">[V2A-07] </w:t>
-      </w:r>
-      <w:r>
-        <w:t>視頂蓋感覺運動轉換潛伏期：30–50 ms；低於端腦認知審查速度，使 Reaction Strike 得以繞過記憶抑制。</w:t>
+        <w:t xml:space="preserve">[V2B-04] </w:t>
+      </w:r>
+      <w:r>
+        <w:t>側線管狀神經丘（CNs）加速度感知：30–50 Hz 中頻響應；靜水管理池中偵測急速逃竄獵物。</w:t>
       </w:r>
     </w:p>
     <w:p>
@@ -6432,64 +6477,34 @@
         <w:rPr>
           <w:b/>
         </w:rPr>
-        <w:t xml:space="preserve">[V2A-08] </w:t>
-      </w:r>
-      <w:r>
-        <w:t>反射咬餌線性速度閾值：1.5–1.8 m/s；0.3 s 內完成衝刺（Ram feeding 主導）。</w:t>
+        <w:t xml:space="preserve">[V2B-07] </w:t>
+      </w:r>
+      <w:r>
+        <w:t>卡門渦街尾流感知：2–15 Hz 低頻尾波激發 SNs，高壓管理池中最具穿透性之隱性流體信號。</w:t>
       </w:r>
     </w:p>
     <w:p>
       <w:pPr/>
       <w:r>
-        <w:rPr>
-          <w:b/>
-        </w:rPr>
-        <w:t xml:space="preserve">[V2A-11] </w:t>
-      </w:r>
-      <w:r>
-        <w:t>韋伯對比閾值（Weber fraction）：~5%（0.05）；水質混濁或近場散焦時對比度崩潰，視覺目標消失。</w:t>
+        <w:t>— 2C 視線軸向與攻擊角度 —</w:t>
       </w:r>
     </w:p>
     <w:p>
       <w:pPr/>
       <w:r>
-        <w:t>— 2B 側線與聲學感知 —</w:t>
+        <w:t>[V2C-02] 視覺敏銳度（Visual Acuity）：全視野/周邊 0.10–0.18 CPD；中央凹區域 1.18–4.5 cpd；近點調節範圍 13.5–24 cm（43 cm 體長成魚）。近點距離決定 Follower Rejection 臨界距離。</w:t>
       </w:r>
     </w:p>
     <w:p>
       <w:pPr/>
       <w:r>
-        <w:rPr>
-          <w:b/>
-        </w:rPr>
-        <w:t xml:space="preserve">[V2B-02] </w:t>
-      </w:r>
-      <w:r>
-        <w:t>側線表淺神經丘（SNs）低頻感知：峰值 ~20 Hz，絕對流速響應 &lt;30 Hz；穿透躍溫層能力強。</w:t>
+        <w:t>[V2C-04] 前上視線偏好窗口（Binocular zone + monocular up-oblique）：黑鱸靜止時瞳孔視線主軸偏向前上方 10–30°；對水面下假餌維持最長追蹤距離。</w:t>
       </w:r>
     </w:p>
     <w:p>
       <w:pPr/>
       <w:r>
-        <w:rPr>
-          <w:b/>
-        </w:rPr>
-        <w:t xml:space="preserve">[V2B-04] </w:t>
-      </w:r>
-      <w:r>
-        <w:t>側線管狀神經丘（CNs）加速度感知：30–50 Hz 中頻響應；靜水管理池中偵測急速逃竄獵物。</w:t>
-      </w:r>
-    </w:p>
-    <w:p>
-      <w:pPr/>
-      <w:r>
-        <w:rPr>
-          <w:b/>
-        </w:rPr>
-        <w:t xml:space="preserve">[V2B-07] </w:t>
-      </w:r>
-      <w:r>
-        <w:t>卡門渦街尾流感知：2–15 Hz 低頻尾波激發 SNs，高壓管理池中最具穿透性之隱性流體信號。</w:t>
+        <w:t>[V2C-07] 朝上攻擊（Upward-Strike）觸發條件：水溫 &gt;22°C / DO &gt;5 mg/L / 水深 &lt;1.5 m 時，垂直突擊比例顯著上升；假餌水層應高於魚眼 20–50 cm。</w:t>
       </w:r>
     </w:p>
     <w:p>
@@ -6587,25 +6602,13 @@
     <w:p>
       <w:pPr/>
       <w:r>
-        <w:rPr>
-          <w:b/>
-        </w:rPr>
-        <w:t xml:space="preserve">[V3A-03] </w:t>
-      </w:r>
-      <w:r>
-        <w:t>卡門渦街側線疊加效應（Wake Superposition）：尾流脫落頻率 1–30 Hz（0.5–1.0 m/s 速度下）；SNs 峰值響應 20–50 Hz（V2B-02）；近場感知距離 &lt;40–80 cm；視覺 10–20 Hz 閃爍疊加側線 1–30 Hz 渦街 → 雙模態感覺疊加（Cross-modal Superposition）→ 強化「瀕死獵物」神經判定。</w:t>
+        <w:t>[V3A-03] 卡門渦街側線疊加效應（Wake Superposition）：尾流脫落頻率 1–30 Hz（0.5–1.0 m/s 速度下）；SNs 峰值響應 ~20 Hz（頻響上限 &lt;30 Hz；V2B-02；50 Hz 以上為 CNs 管側神經丘響應範圍）；近場感知距離 &lt;40–80 cm；視覺 10–20 Hz 閃爍疊加側線 1–30 Hz 渦街 → 雙模態感覺疊加（Cross-modal Superposition）→ 強化「瀕死獵物」神經判定。</w:t>
       </w:r>
     </w:p>
     <w:p>
       <w:pPr/>
       <w:r>
-        <w:rPr>
-          <w:b/>
-        </w:rPr>
-        <w:t xml:space="preserve">[V3A-04] </w:t>
-      </w:r>
-      <w:r>
-        <w:t>Follower Rejection 近場失焦臨界：水晶體近點（Near point）13.5–24 cm（43 cm 體長成魚）；視網膜空間解析度 1.18–4.5 cpd；韋伯對比閾值 5%（V2A-11）；距離縮短至近點以內 → 影像嚴重散焦，邊緣高頻細節消失，假餌輪廓退化為色塊，視覺特徵崩潰。</w:t>
+        <w:t>[V3A-04] Follower Rejection 近場失焦臨界：水晶體近點（Near point）13.5–24 cm（43 cm 體長成魚）；視網膜空間解析度 1.18–4.5 cpd（中央凹視力；全視野/周邊為 0.10–0.18 CPD，見 V2C-02）；韋伯對比閾值 5%（V2A-11）；距離縮短至近點以內 → 影像嚴重散焦，邊緣高頻細節消失，假餌輪廓退化為色塊，視覺特徵崩潰。</w:t>
       </w:r>
     </w:p>
     <w:p>

--- a/3A_高壓舊魚心理機制與誘咬本質.docx
+++ b/3A_高壓舊魚心理機制與誘咬本質.docx
@@ -2,6 +2,69 @@
 <file path=word/document.xml><?xml version="1.0" encoding="utf-8"?>
 <w:document xmlns:mc="http://schemas.openxmlformats.org/markup-compatibility/2006" xmlns:o="urn:schemas-microsoft-com:office:office" xmlns:r="http://schemas.openxmlformats.org/officeDocument/2006/relationships" xmlns:m="http://schemas.openxmlformats.org/officeDocument/2006/math" xmlns:v="urn:schemas-microsoft-com:vml" xmlns:wp="http://schemas.openxmlformats.org/drawingml/2006/wordprocessingDrawing" xmlns:w10="urn:schemas-microsoft-com:office:word" xmlns:w="http://schemas.openxmlformats.org/wordprocessingml/2006/main" xmlns:wne="http://schemas.microsoft.com/office/word/2006/wordml" xmlns:sl="http://schemas.openxmlformats.org/schemaLibrary/2006/main" xmlns:a="http://schemas.openxmlformats.org/drawingml/2006/main" xmlns:pic="http://schemas.openxmlformats.org/drawingml/2006/picture" xmlns:c="http://schemas.openxmlformats.org/drawingml/2006/chart" xmlns:lc="http://schemas.openxmlformats.org/drawingml/2006/lockedCanvas" xmlns:dgm="http://schemas.openxmlformats.org/drawingml/2006/diagram" xmlns:wps="http://schemas.microsoft.com/office/word/2010/wordprocessingShape" xmlns:wpg="http://schemas.microsoft.com/office/word/2010/wordprocessingGroup" xmlns:w14="http://schemas.microsoft.com/office/word/2010/wordml" xmlns:w15="http://schemas.microsoft.com/office/word/2012/wordml" xmlns:w16="http://schemas.microsoft.com/office/word/2018/wordml" xmlns:w16cex="http://schemas.microsoft.com/office/word/2018/wordml/cex" xmlns:w16cid="http://schemas.microsoft.com/office/word/2016/wordml/cid" xmlns="http://schemas.microsoft.com/office/tasks/2019/documenttasks" xmlns:cr="http://schemas.microsoft.com/office/comments/2020/reactions">
   <w:body>
+    <w:p>
+      <w:pPr/>
+      <w:r>
+        <w:rPr/>
+        <w:t xml:space="preserve">---</w:t>
+      </w:r>
+    </w:p>
+    <w:p>
+      <w:pPr/>
+      <w:r>
+        <w:rPr/>
+        <w:t xml:space="preserve">Title: 卷 3A：高壓舊魚心理機制與誘咬本質</w:t>
+      </w:r>
+    </w:p>
+    <w:p>
+      <w:pPr/>
+      <w:r>
+        <w:rPr/>
+        <w:t xml:space="preserve">Volume_ID: 3A</w:t>
+      </w:r>
+    </w:p>
+    <w:p>
+      <w:pPr/>
+      <w:r>
+        <w:rPr/>
+        <w:t xml:space="preserve">Upstream_Required: 0D、1A、2A、2B 報告（可選：2C）</w:t>
+      </w:r>
+    </w:p>
+    <w:p>
+      <w:pPr/>
+      <w:r>
+        <w:rPr/>
+        <w:t xml:space="preserve">Core_Parameters: DS Neuron 速度閾值 m/s、CFF Hz、皮質醇 ng/mL、Alert Reset Time hr、Schreckstoff 擴散半徑 m</w:t>
+      </w:r>
+    </w:p>
+    <w:p>
+      <w:pPr/>
+      <w:r>
+        <w:rPr/>
+        <w:t xml:space="preserve">Key_Mechanisms: Mid-Strolling、Follower Rejection、Alert Reset Time、Schreckstoff 死區、Dishabituation</w:t>
+      </w:r>
+    </w:p>
+    <w:p>
+      <w:pPr/>
+      <w:r>
+        <w:rPr/>
+        <w:t xml:space="preserve">Version: v1.0（Gemini Deep Research 初版 ＋ 結構補強補丁）</w:t>
+      </w:r>
+    </w:p>
+    <w:p>
+      <w:pPr/>
+      <w:r>
+        <w:rPr/>
+        <w:t xml:space="preserve">Carry_Forward_To: 3B（極端情境高壓策略）</w:t>
+      </w:r>
+    </w:p>
+    <w:p>
+      <w:pPr/>
+      <w:r>
+        <w:rPr/>
+        <w:t xml:space="preserve">---</w:t>
+      </w:r>
+    </w:p>
     <w:p>
       <w:pPr>
         <w:pStyle w:val="Heading1"/>
@@ -6363,7 +6426,7 @@
         <w:rPr>
           <w:b/>
         </w:rPr>
-        <w:t xml:space="preserve">[V1A-01] </w:t>
+        <w:t xml:space="preserve">[1A-01] </w:t>
       </w:r>
       <w:r>
         <w:t>閉鰾類氣鰾調節延遲（Lag phase）：氣壓驟變 ≥4 hPa/6hr 誘發中性浮力喪失，生理恢復需數分鐘至數小時。</w:t>
@@ -6372,7 +6435,7 @@
     <w:p>
       <w:pPr/>
       <w:r>
-        <w:t>[V1A-04] 視網膜明暗適應（RMM）延遲：暗→明適應約 45–60 min；晨昏光線邊界約束晨間索餌時窗。</w:t>
+        <w:t>[1A-04] 視網膜明暗適應（RMM）延遲：暗→明適應約 45–60 min；晨昏光線邊界約束晨間索餌時窗。</w:t>
       </w:r>
     </w:p>
     <w:p>
@@ -6381,7 +6444,7 @@
         <w:rPr>
           <w:b/>
         </w:rPr>
-        <w:t xml:space="preserve">[V1A-03] </w:t>
+        <w:t xml:space="preserve">[1A-03] </w:t>
       </w:r>
       <w:r>
         <w:t>光照行為觸發閾值：黑鱸主動索餌所需最低光照估算 ~100–500 lux（依水體透明度而異）。</w:t>
@@ -6399,7 +6462,7 @@
         <w:rPr>
           <w:b/>
         </w:rPr>
-        <w:t xml:space="preserve">[V2A-06] </w:t>
+        <w:t xml:space="preserve">[2A-06] </w:t>
       </w:r>
       <w:r>
         <w:t>急性皮質醇峰值 &gt;150 ng/mL（C&amp;R 後 15–30 min 飆升），端腦負面情節記憶鞏固（FIE）機制。</w:t>
@@ -6411,7 +6474,7 @@
         <w:rPr>
           <w:b/>
         </w:rPr>
-        <w:t xml:space="preserve">[V2A-07] </w:t>
+        <w:t xml:space="preserve">[2A-07] </w:t>
       </w:r>
       <w:r>
         <w:t>視頂蓋感覺運動轉換潛伏期：30–50 ms；低於端腦認知審查速度，使 Reaction Strike 得以繞過記憶抑制。</w:t>
@@ -6423,7 +6486,7 @@
         <w:rPr>
           <w:b/>
         </w:rPr>
-        <w:t xml:space="preserve">[V2A-08] </w:t>
+        <w:t xml:space="preserve">[2A-08] </w:t>
       </w:r>
       <w:r>
         <w:t>反射咬餌線性速度閾值：1.5–1.8 m/s；0.3 s 內完成衝刺（Ram feeding 主導）。</w:t>
@@ -6435,7 +6498,7 @@
         <w:rPr>
           <w:b/>
         </w:rPr>
-        <w:t xml:space="preserve">[V2A-11] </w:t>
+        <w:t xml:space="preserve">[2A-11] </w:t>
       </w:r>
       <w:r>
         <w:t>韋伯對比閾值（Weber fraction）：~5%（0.05）；水質混濁或近場散焦時對比度崩潰，視覺目標消失。</w:t>
@@ -6453,7 +6516,7 @@
         <w:rPr>
           <w:b/>
         </w:rPr>
-        <w:t xml:space="preserve">[V2B-02] </w:t>
+        <w:t xml:space="preserve">[2B-02] </w:t>
       </w:r>
       <w:r>
         <w:t>側線表淺神經丘（SNs）低頻感知：峰值 ~20 Hz，絕對流速響應 &lt;30 Hz；穿透躍溫層能力強。</w:t>
@@ -6465,7 +6528,7 @@
         <w:rPr>
           <w:b/>
         </w:rPr>
-        <w:t xml:space="preserve">[V2B-04] </w:t>
+        <w:t xml:space="preserve">[2B-04] </w:t>
       </w:r>
       <w:r>
         <w:t>側線管狀神經丘（CNs）加速度感知：30–50 Hz 中頻響應；靜水管理池中偵測急速逃竄獵物。</w:t>
@@ -6477,7 +6540,7 @@
         <w:rPr>
           <w:b/>
         </w:rPr>
-        <w:t xml:space="preserve">[V2B-07] </w:t>
+        <w:t xml:space="preserve">[2B-07] </w:t>
       </w:r>
       <w:r>
         <w:t>卡門渦街尾流感知：2–15 Hz 低頻尾波激發 SNs，高壓管理池中最具穿透性之隱性流體信號。</w:t>
@@ -6492,19 +6555,19 @@
     <w:p>
       <w:pPr/>
       <w:r>
-        <w:t>[V2C-02] 視覺敏銳度（Visual Acuity）：全視野/周邊 0.10–0.18 CPD；中央凹區域 1.18–4.5 cpd；近點調節範圍 13.5–24 cm（43 cm 體長成魚）。近點距離決定 Follower Rejection 臨界距離。</w:t>
+        <w:t>[2C-02] 視覺敏銳度（Visual Acuity）：全視野/周邊 0.10–0.18 CPD；中央凹區域 1.18–4.5 cpd；近點調節範圍 13.5–24 cm（43 cm 體長成魚）。近點距離決定 Follower Rejection 臨界距離。</w:t>
       </w:r>
     </w:p>
     <w:p>
       <w:pPr/>
       <w:r>
-        <w:t>[V2C-04] 前上視線偏好窗口（Binocular zone + monocular up-oblique）：黑鱸靜止時瞳孔視線主軸偏向前上方 10–30°；對水面下假餌維持最長追蹤距離。</w:t>
+        <w:t>[2C-04] 前上視線偏好窗口（Binocular zone + monocular up-oblique）：黑鱸靜止時瞳孔視線主軸偏向前上方 10–30°；對水面下假餌維持最長追蹤距離。</w:t>
       </w:r>
     </w:p>
     <w:p>
       <w:pPr/>
       <w:r>
-        <w:t>[V2C-07] 朝上攻擊（Upward-Strike）觸發條件：水溫 &gt;22°C / DO &gt;5 mg/L / 水深 &lt;1.5 m 時，垂直突擊比例顯著上升；假餌水層應高於魚眼 20–50 cm。</w:t>
+        <w:t>[2C-07] 朝上攻擊（Upward-Strike）觸發條件：水溫 &gt;22°C / DO &gt;5 mg/L / 水深 &lt;1.5 m 時，垂直突擊比例顯著上升；假餌水層應高於魚眼 20–50 cm。</w:t>
       </w:r>
     </w:p>
     <w:p>
@@ -6538,7 +6601,7 @@
           <w:color w:val="1f1f1f"/>
           <w:rtl w:val="0"/>
         </w:rPr>
-        <w:t xml:space="preserve">獨立區塊二：Volume3A_Findings</w:t>
+        <w:t>獨立區塊二：3A_Findings</w:t>
       </w:r>
     </w:p>
     <w:p>
@@ -6572,7 +6635,7 @@
         <w:rPr>
           <w:b/>
         </w:rPr>
-        <w:t>Volume3A_Findings 結構化編號發現（V3A-01 至 V3A-10）</w:t>
+        <w:t>3A_Findings 結構化編號發現（3A-01 至 3A-10）</w:t>
       </w:r>
     </w:p>
     <w:p>
@@ -6581,10 +6644,10 @@
         <w:rPr>
           <w:b/>
         </w:rPr>
-        <w:t xml:space="preserve">[V3A-01] </w:t>
-      </w:r>
-      <w:r>
-        <w:t>視頂蓋方向選擇性神經元（DS Neurons）速度觸發閾值：反射咬餌觸發線性速度 1.5–1.8 m/s（凌駕端腦認知審查）；最佳觸發角速度 ~60°/s（DSI &gt; 0.33）；感覺運動轉換潛伏期 30–50 ms；約 1/5 SINs 具強烈方向選擇性。引用依據：V2A-07, V2A-08</w:t>
+        <w:t xml:space="preserve">[3A-01] </w:t>
+      </w:r>
+      <w:r>
+        <w:t>視頂蓋方向選擇性神經元（DS Neurons）速度觸發閾值：反射咬餌觸發線性速度 1.5–1.8 m/s（凌駕端腦認知審查）；最佳觸發角速度 ~60°/s（DSI &gt; 0.33）；感覺運動轉換潛伏期 30–50 ms；約 1/5 SINs 具強烈方向選擇性。引用依據：2A-07, 2A-08。[信心等級：高]。</w:t>
       </w:r>
     </w:p>
     <w:p>
@@ -6593,22 +6656,22 @@
         <w:rPr>
           <w:b/>
         </w:rPr>
-        <w:t xml:space="preserve">[V3A-02] </w:t>
-      </w:r>
-      <w:r>
-        <w:t>CFF 頻率閾值與 Mid-Strolling 視覺催眠操作窗口：真骨魚 CFF 30–60 Hz（水溫/光照依賴）；Mid-Strolling 操作速度 0.5–1.0 m/s；假餌滾動頻率 2–5 Hz → 視覺對比脈衝 10–20 Hz（嚴格低於 CFF 30–60 Hz，維持清晰離散解析）；此窗口形成視覺催眠（Visual Hypnosis）使黑鱸進入緩慢跟隨模式。</w:t>
+        <w:t xml:space="preserve">[3A-02] </w:t>
+      </w:r>
+      <w:r>
+        <w:t>CFF 頻率閾值與 Mid-Strolling 視覺催眠操作窗口：真骨魚 CFF 30–60 Hz（水溫/光照依賴）；Mid-Strolling 操作速度 0.5–1.0 m/s；假餌滾動頻率 2–5 Hz → 視覺對比脈衝 10–20 Hz（嚴格低於 CFF 30–60 Hz，維持清晰離散解析）；此窗口形成視覺催眠（Visual Hypnosis）使黑鱸進入緩慢跟隨模式。。[信心等級：中]。</w:t>
       </w:r>
     </w:p>
     <w:p>
       <w:pPr/>
       <w:r>
-        <w:t>[V3A-03] 卡門渦街側線疊加效應（Wake Superposition）：尾流脫落頻率 1–30 Hz（0.5–1.0 m/s 速度下）；SNs 峰值響應 ~20 Hz（頻響上限 &lt;30 Hz；V2B-02；50 Hz 以上為 CNs 管側神經丘響應範圍）；近場感知距離 &lt;40–80 cm；視覺 10–20 Hz 閃爍疊加側線 1–30 Hz 渦街 → 雙模態感覺疊加（Cross-modal Superposition）→ 強化「瀕死獵物」神經判定。</w:t>
+        <w:t>[3A-03] 卡門渦街側線疊加效應（Wake Superposition）：尾流脫落頻率 1–30 Hz（0.5–1.0 m/s 速度下）；SNs 峰值響應 ~20 Hz（頻響上限 &lt;30 Hz；2B-02；50 Hz 以上為 CNs 管側神經丘響應範圍）；近場感知距離 &lt;40–80 cm；視覺 10–20 Hz 閃爍疊加側線 1–30 Hz 渦街 → 雙模態感覺疊加（Cross-modal Superposition）→ 強化「瀕死獵物」神經判定。。[信心等級：中]。</w:t>
       </w:r>
     </w:p>
     <w:p>
       <w:pPr/>
       <w:r>
-        <w:t>[V3A-04] Follower Rejection 近場失焦臨界：水晶體近點（Near point）13.5–24 cm（43 cm 體長成魚）；視網膜空間解析度 1.18–4.5 cpd（中央凹視力；全視野/周邊為 0.10–0.18 CPD，見 V2C-02）；韋伯對比閾值 5%（V2A-11）；距離縮短至近點以內 → 影像嚴重散焦，邊緣高頻細節消失，假餌輪廓退化為色塊，視覺特徵崩潰。</w:t>
+        <w:t>[3A-04] Follower Rejection 近場失焦臨界：水晶體近點（Near point）13.5–24 cm（43 cm 體長成魚）；視網膜空間解析度 1.18–4.5 cpd（中央凹視力；全視野/周邊為 0.10–0.18 CPD，見 2C-02）；韋伯對比閾值 5%（2A-11）；距離縮短至近點以內 → 影像嚴重散焦，邊緣高頻細節消失，假餌輪廓退化為色塊，視覺特徵崩潰。。[信心等級：中]。</w:t>
       </w:r>
     </w:p>
     <w:p>
@@ -6617,10 +6680,10 @@
         <w:rPr>
           <w:b/>
         </w:rPr>
-        <w:t xml:space="preserve">[V3A-05] </w:t>
-      </w:r>
-      <w:r>
-        <w:t>端腦認知決策窗口（Decision Window）與 Follower Rejection 觸發條件：假餌停頓 → 角速度降至 0（低於 1.5–1.8 m/s 視頂蓋閾值）→ 視頂蓋吞噬指令解除，移交端腦；端腦四重交叉比對（(1)視覺失真 (2)化學特徵缺失 (3)側線歸零 (4)皮質醇記憶提取）耗時 60–100+ ms；&gt;100 ms 整合違和感 → 煞車指令 → Follower Rejection。</w:t>
+        <w:t xml:space="preserve">[3A-05] </w:t>
+      </w:r>
+      <w:r>
+        <w:t>端腦認知決策窗口（Decision Window）與 Follower Rejection 觸發條件：假餌停頓 → 角速度降至 0（低於 1.5–1.8 m/s 視頂蓋閾值）→ 視頂蓋吞噬指令解除，移交端腦；端腦四重交叉比對（(1)視覺失真 (2)化學特徵缺失 (3)側線歸零 (4)皮質醇記憶提取）耗時 60–100+ ms；&gt;100 ms 整合違和感 → 煞車指令 → Follower Rejection。。[信心等級：中]。</w:t>
       </w:r>
     </w:p>
     <w:p>
@@ -6629,10 +6692,10 @@
         <w:rPr>
           <w:b/>
         </w:rPr>
-        <w:t xml:space="preserve">[V3A-06] </w:t>
-      </w:r>
-      <w:r>
-        <w:t>Alert Reset Time 皮質醇動力學（台灣特定場景）：靜息皮質醇 1.68–10.69 ng/mL（均值 ~6.0 ng/mL）；C&amp;R 急性峰值 &gt;150 ng/mL（劇烈個體 200–300+ ng/mL）；12°C 釋放至水體中半衰期 ~16 hr；台灣北部冬季（11–13°C）完全恢復 72 hr（= 4,320 min）；台灣適溫（16–20°C）血乳酸/血糖恢復 24 hr（= 1,440 min）；台灣南部夏季（&gt;30°C + 底棲 Eh &lt; −150 mV 缺氧）警報重置時間可能無限延長（延遲性死亡風險）。</w:t>
+        <w:t xml:space="preserve">[3A-06] </w:t>
+      </w:r>
+      <w:r>
+        <w:t>Alert Reset Time 皮質醇動力學（台灣特定場景）：靜息皮質醇 1.68–10.69 ng/mL（均值 ~6.0 ng/mL）；C&amp;R 急性峰值 &gt;150 ng/mL（劇烈個體 200–300+ ng/mL）；12°C 釋放至水體中半衰期 ~16 hr；台灣北部冬季（11–13°C）完全恢復 72 hr（= 4,320 min）；台灣適溫（16–20°C）血乳酸/血糖恢復 24 hr（= 1,440 min）；台灣南部夏季（&gt;30°C + 底棲 Eh &lt; −150 mV 缺氧）警報重置時間可能無限延長（延遲性死亡風險）。。[信心等級：中]。</w:t>
       </w:r>
     </w:p>
     <w:p>
@@ -6641,10 +6704,10 @@
         <w:rPr>
           <w:b/>
         </w:rPr>
-        <w:t xml:space="preserve">[V3A-07] </w:t>
-      </w:r>
-      <w:r>
-        <w:t>HVF/LVF 皮質醇行為二元化分叉閾值：新魚（HVF）靜息皮質醇 ~6.0 ng/mL（低 HPI 軸喚醒，視頂蓋反射主導）；老魚（LVF）靜息皮質醇慢性升高（推估 &gt;20–40 ng/mL，基於 FIE 文獻估算）；行為分叉推估門檻：皮質醇基線 ≥30 ng/mL 時端腦認知拒絕凌駕視頂蓋反射（基於 FIE 研究之推測，非 M. salmoides 直接實驗值）；LVF Follower Rejection 比率顯著高於 HVF。</w:t>
+        <w:t xml:space="preserve">[3A-07] </w:t>
+      </w:r>
+      <w:r>
+        <w:t>HVF/LVF 皮質醇行為二元化分叉閾值：新魚（HVF）靜息皮質醇 ~6.0 ng/mL（低 HPI 軸喚醒，視頂蓋反射主導）；老魚（LVF）靜息皮質醇慢性升高（推估 &gt;20–40 ng/mL，基於 FIE 文獻估算）；行為分叉推估門檻：皮質醇基線 ≥30 ng/mL 時端腦認知拒絕凌駕視頂蓋反射（基於 FIE 研究之推測，非 M. salmoides 直接實驗值）；LVF Follower Rejection 比率顯著高於 HVF。。[信心等級：中]。</w:t>
       </w:r>
     </w:p>
     <w:p>
@@ -6653,10 +6716,10 @@
         <w:rPr>
           <w:b/>
         </w:rPr>
-        <w:t xml:space="preserve">[V3A-08] </w:t>
-      </w:r>
-      <w:r>
-        <w:t>Schreckstoff 化學通訊與死區空間隔離：觸發閾值 10⁻¹⁸ 稀釋度（10⁻¹⁸ fish/L 體液當量）；靜水擴散半徑 2–8 m；汙染面積 201 m²（R=8 m）；5CS → 不規則逃竄，5DS → 底棲凍結（Lockjaw）；Q10 = 2.08（台灣南部夏季）；有效化學半衰期數小時（25–30°C）；安全打擊區距事發點 ≥8 m 外。</w:t>
+        <w:t xml:space="preserve">[3A-08] </w:t>
+      </w:r>
+      <w:r>
+        <w:t>Schreckstoff 化學通訊與死區空間隔離：觸發閾值 10⁻¹⁸ 稀釋度（10⁻¹⁸ fish/L 體液當量）；靜水擴散半徑 2–8 m；汙染面積 201 m²（R=8 m）；5CS → 不規則逃竄，5DS → 底棲凍結（Lockjaw）；Q10 = 2.08（台灣南部夏季）；有效化學半衰期數小時（25–30°C）；安全打擊區距事發點 ≥8 m 外。。[信心等級：高]。</w:t>
       </w:r>
     </w:p>
     <w:p>
@@ -6665,10 +6728,10 @@
         <w:rPr>
           <w:b/>
         </w:rPr>
-        <w:t xml:space="preserve">[V3A-09] </w:t>
-      </w:r>
-      <w:r>
-        <w:t>脫習慣化（Dishabituation）動態破局條件（基於估算）：打破視頂蓋跟蹤放電所需速度突變 ΔV &gt;30 cm/s（基於 DS Neurons 方向選擇性研究估算）；急停重置時間 2–5 s；角度偏轉閾值 &gt;15–30°（估算）。備注：以上為基於真骨魚視頂蓋神經生物學文獻之推測，非 M. salmoides 物種特定實驗數值。</w:t>
+        <w:t xml:space="preserve">[3A-09] </w:t>
+      </w:r>
+      <w:r>
+        <w:t>脫習慣化（Dishabituation）動態破局條件（基於估算）：打破視頂蓋跟蹤放電所需速度突變 ΔV &gt;30 cm/s（基於 DS Neurons 方向選擇性研究估算）；急停重置時間 2–5 s；角度偏轉閾值 &gt;15–30°（估算）。備注：以上為基於真骨魚視頂蓋神經生物學文獻之推測，非 M. salmoides 物種特定實驗數值。。[信心等級：低]。</w:t>
       </w:r>
     </w:p>
     <w:p>
@@ -6677,10 +6740,10 @@
         <w:rPr>
           <w:b/>
         </w:rPr>
-        <w:t xml:space="preserve">[V3A-10] </w:t>
-      </w:r>
-      <w:r>
-        <w:t>邊緣效應（Edge Effect）流體動力學壓縮機制（基於估算）：有效邊緣距離 &lt;3–5 cm（物理障礙物邊界層）；邊界層厚度 ~1 cm；側線粒子加速度訊號放大 40–50%；Follower Rejection 決策窗口壓縮至 60–70 ms（壓縮率 30–40%）。備注：基於流體動力學邊界層理論推算，非 M. salmoides 直接實驗驗證。</w:t>
+        <w:t xml:space="preserve">[3A-10] </w:t>
+      </w:r>
+      <w:r>
+        <w:t>邊緣效應（Edge Effect）流體動力學壓縮機制（基於估算）：有效邊緣距離 &lt;3–5 cm（物理障礙物邊界層）；邊界層厚度 ~1 cm；側線粒子加速度訊號放大 40–50%；Follower Rejection 決策窗口壓縮至 60–70 ms（壓縮率 30–40%）。備注：基於流體動力學邊界層理論推算，非 M. salmoides 直接實驗驗證。。[信心等級：低]。</w:t>
       </w:r>
     </w:p>
     <w:p>
@@ -14182,7 +14245,7 @@
           <w:color w:val="1f1f1f"/>
           <w:rtl w:val="0"/>
         </w:rPr>
-        <w:t xml:space="preserve">, [V3A-CFF],</w:t>
+        <w:t>, [V3A-CFF],</w:t>
       </w:r>
     </w:p>
     <w:p>
@@ -14899,7 +14962,7 @@
         <w:t>(d) 引用編號：</w:t>
       </w:r>
       <w:r>
-        <w:t>V3A-01, V3A-02, V3A-03, V2B-02, V2B-07</w:t>
+        <w:t>3A-01, 3A-02, 3A-03, 2B-02, 2B-07</w:t>
       </w:r>
     </w:p>
     <w:p>
@@ -14953,7 +15016,7 @@
         <w:t>(d) 引用編號：</w:t>
       </w:r>
       <w:r>
-        <w:t>V3A-04, V3A-05, V3A-09, V3A-10, V2A-11</w:t>
+        <w:t>3A-04, 3A-05, 3A-09, 3A-10, 2A-11</w:t>
       </w:r>
     </w:p>
     <w:p>
@@ -15007,7 +15070,7 @@
         <w:t>(d) 引用編號：</w:t>
       </w:r>
       <w:r>
-        <w:t>V3A-06, V3A-07, V2A-06, B0-11</w:t>
+        <w:t>3A-06, 3A-07, 2A-06, B0-11</w:t>
       </w:r>
     </w:p>
     <w:p>
@@ -15061,7 +15124,7 @@
         <w:t>(d) 引用編號：</w:t>
       </w:r>
       <w:r>
-        <w:t>V3A-08, B0-10, B0-11</w:t>
+        <w:t>3A-08, B0-10, B0-11</w:t>
       </w:r>
     </w:p>
     <w:p>
@@ -15094,7 +15157,7 @@
         <w:t>(b) 量化參數：</w:t>
       </w:r>
       <w:r>
-        <w:t>有效邊緣距離 &lt;3–5 cm；邊界層厚度 ~1 cm；側線粒子加速度訊號放大 40–50%（V2B-02/V2B-04）；決策窗口壓縮至 60–70 ms（壓縮率 30–40%，基於流體動力學估算）</w:t>
+        <w:t>有效邊緣距離 &lt;3–5 cm；邊界層厚度 ~1 cm；側線粒子加速度訊號放大 40–50%（2B-02/2B-04）；決策窗口壓縮至 60–70 ms（壓縮率 30–40%，基於流體動力學估算）</w:t>
       </w:r>
     </w:p>
     <w:p>
@@ -15118,7 +15181,7 @@
         <w:t>(d) 引用編號：</w:t>
       </w:r>
       <w:r>
-        <w:t>V3A-10, V3A-05, V2B-02, V2B-04</w:t>
+        <w:t>3A-10, 3A-05, 2B-02, 2B-04</w:t>
       </w:r>
     </w:p>
     <w:p>
@@ -15172,11 +15235,41 @@
         <w:t>(d) 引用編號：</w:t>
       </w:r>
       <w:r>
-        <w:t>V3A-09, V3A-02, V3A-01, V2B-07</w:t>
+        <w:t>3A-09, 3A-02, 3A-01, 2B-07</w:t>
       </w:r>
     </w:p>
     <w:p>
       <w:pPr/>
+    </w:p>
+    <w:p>
+      <w:pPr>
+        <w:pStyle w:val="Heading2"/>
+      </w:pPr>
+      <w:r>
+        <w:rPr/>
+        <w:t xml:space="preserve">Open_Assumptions_3A</w:t>
+      </w:r>
+    </w:p>
+    <w:p>
+      <w:pPr/>
+      <w:r>
+        <w:rPr/>
+        <w:t xml:space="preserve">[CFF 溫度依賴物種外推假設]：(a) 不確定性原因：CFF 閾值 30–60 Hz 基於真骨魚通論（主要為鮭科與鱸科近親種）；台灣高溫夏季（35°C）對 M. salmoides 視網膜光感受器反應動力學的加速效應未被直接量測。(b) 保守假設值：以下界 30 Hz 作為 Mid-Strolling 的操作安全速度（CFF ÷ π × λ_retina），操作窗口計算偏向慢速。(c) 對下游卷影響：3B 極端情境中夏季南部管理池 Mid-Strolling 操作速度可能可以提高 20–30%；採用保守下界會低估高溫下的視覺催眠窗口上界。</w:t>
+      </w:r>
+    </w:p>
+    <w:p>
+      <w:pPr/>
+      <w:r>
+        <w:rPr/>
+        <w:t xml:space="preserve">[HPI 軸皮質醇動力學物種轉換假設]：(a) 不確定性原因：Alert Reset Time 計算使用鮭魚皮質醇半衰期（1–3 hr）外推至 M. salmoides，台灣管理池高密度環境下的慢性應激基礎皮質醇（&gt;10 ng/mL）是否影響清除速率尚無直接實驗驗證。(b) 保守假設值：採用半衰期上界 3 hr，Alert Reset Time 以北部冬季 72 hr 為上界；實際值可能縮短 30–50%。(c) 對下游卷影響：3B 高壓策略的標點輪替間隔時間可能被高估，台灣高密度管理池實際釣後重建時間或許短於 72 hr，可適當縮短輪替等待。</w:t>
+      </w:r>
+    </w:p>
+    <w:p>
+      <w:pPr/>
+      <w:r>
+        <w:rPr/>
+        <w:t xml:space="preserve">[Schreckstoff 有機質束縛效應假設]：(a) 不確定性原因：擴散半徑 2–8 m 基於純水理想擴散模型（Fick's Law），台灣管理池含高有機質腐殖酸（北部）或浮游植物分泌物（南部），可能透過 CDOM 束縛縮短 Schreckstoff 有效活性距離，實際有效半徑可能低至 1–3 m。(b) 保守假設值：採用無有機質束縛的上界 8 m 估算死區面積（201 m²），確保標點輪替決策不過於激進。(c) 對下游卷影響：3B 管理池標點輪替演算中，死區污染面積估算偏向高估（保守），釣手若在有機質豐富的南部池採用 2–3 m 半徑即可，不需等待完整 8 m 擴散時間。</w:t>
+      </w:r>
     </w:p>
     <w:p>
       <w:pPr>

--- a/3A_高壓舊魚心理機制與誘咬本質.docx
+++ b/3A_高壓舊魚心理機制與誘咬本質.docx
@@ -6426,16 +6426,14 @@
         <w:rPr>
           <w:b/>
         </w:rPr>
-        <w:t xml:space="preserve">[1A-01] </w:t>
-      </w:r>
-      <w:r>
-        <w:t>閉鰾類氣鰾調節延遲（Lag phase）：氣壓驟變 ≥4 hPa/6hr 誘發中性浮力喪失，生理恢復需數分鐘至數小時。</w:t>
-      </w:r>
+        <w:t>V1A-01 閉鰾類氣鰾調節延遲（Lag phase）：氣壓驟變 ≥4 hPa/6hr 誘發中性浮力喪失，生理恢復需數分鐘至數小時。</w:t>
+      </w:r>
+      <w:r/>
     </w:p>
     <w:p>
       <w:pPr/>
       <w:r>
-        <w:t>[1A-04] 視網膜明暗適應（RMM）延遲：暗→明適應約 45–60 min；晨昏光線邊界約束晨間索餌時窗。</w:t>
+        <w:t>V1A-04 視網膜明暗適應（RMM）延遲：暗→明適應約 45–60 min；晨昏光線邊界約束晨間索餌時窗。</w:t>
       </w:r>
     </w:p>
     <w:p>
@@ -6444,11 +6442,9 @@
         <w:rPr>
           <w:b/>
         </w:rPr>
-        <w:t xml:space="preserve">[1A-03] </w:t>
-      </w:r>
-      <w:r>
-        <w:t>光照行為觸發閾值：黑鱸主動索餌所需最低光照估算 ~100–500 lux（依水體透明度而異）。</w:t>
-      </w:r>
+        <w:t>V1A-03 光照行為觸發閾值：黑鱸主動索餌所需最低光照估算 ~100–500 lux（依水體透明度而異）。</w:t>
+      </w:r>
+      <w:r/>
     </w:p>
     <w:p>
       <w:pPr/>
@@ -6462,11 +6458,9 @@
         <w:rPr>
           <w:b/>
         </w:rPr>
-        <w:t xml:space="preserve">[2A-06] </w:t>
-      </w:r>
-      <w:r>
-        <w:t>急性皮質醇峰值 &gt;150 ng/mL（C&amp;R 後 15–30 min 飆升），端腦負面情節記憶鞏固（FIE）機制。</w:t>
-      </w:r>
+        <w:t>V2A-06 急性皮質醇峰值 &gt;150 ng/mL（C&amp;R 後 15–30 min 飆升），端腦負面情節記憶鞏固（FIE）機制。</w:t>
+      </w:r>
+      <w:r/>
     </w:p>
     <w:p>
       <w:pPr/>
@@ -6474,11 +6468,9 @@
         <w:rPr>
           <w:b/>
         </w:rPr>
-        <w:t xml:space="preserve">[2A-07] </w:t>
-      </w:r>
-      <w:r>
-        <w:t>視頂蓋感覺運動轉換潛伏期：30–50 ms；低於端腦認知審查速度，使 Reaction Strike 得以繞過記憶抑制。</w:t>
-      </w:r>
+        <w:t>V2A-07 視頂蓋感覺運動轉換潛伏期：30–50 ms；低於端腦認知審查速度，使 Reaction Strike 得以繞過記憶抑制。</w:t>
+      </w:r>
+      <w:r/>
     </w:p>
     <w:p>
       <w:pPr/>
@@ -6486,11 +6478,9 @@
         <w:rPr>
           <w:b/>
         </w:rPr>
-        <w:t xml:space="preserve">[2A-08] </w:t>
-      </w:r>
-      <w:r>
-        <w:t>反射咬餌線性速度閾值：1.5–1.8 m/s；0.3 s 內完成衝刺（Ram feeding 主導）。</w:t>
-      </w:r>
+        <w:t>V2A-08 反射咬餌線性速度閾值：1.5–1.8 m/s；0.3 s 內完成衝刺（Ram feeding 主導）。</w:t>
+      </w:r>
+      <w:r/>
     </w:p>
     <w:p>
       <w:pPr/>
@@ -6498,11 +6488,9 @@
         <w:rPr>
           <w:b/>
         </w:rPr>
-        <w:t xml:space="preserve">[2A-11] </w:t>
-      </w:r>
-      <w:r>
-        <w:t>韋伯對比閾值（Weber fraction）：~5%（0.05）；水質混濁或近場散焦時對比度崩潰，視覺目標消失。</w:t>
-      </w:r>
+        <w:t>V2A-11 韋伯對比閾值（Weber fraction）：~5%（0.05）；水質混濁或近場散焦時對比度崩潰，視覺目標消失。</w:t>
+      </w:r>
+      <w:r/>
     </w:p>
     <w:p>
       <w:pPr/>
@@ -6516,11 +6504,9 @@
         <w:rPr>
           <w:b/>
         </w:rPr>
-        <w:t xml:space="preserve">[2B-02] </w:t>
-      </w:r>
-      <w:r>
-        <w:t>側線表淺神經丘（SNs）低頻感知：峰值 ~20 Hz，絕對流速響應 &lt;30 Hz；穿透躍溫層能力強。</w:t>
-      </w:r>
+        <w:t>V2B-02 側線表淺神經丘（SNs）低頻感知：峰值 ~20 Hz，絕對流速響應 &lt;30 Hz；穿透躍溫層能力強。</w:t>
+      </w:r>
+      <w:r/>
     </w:p>
     <w:p>
       <w:pPr/>
@@ -6528,11 +6514,9 @@
         <w:rPr>
           <w:b/>
         </w:rPr>
-        <w:t xml:space="preserve">[2B-04] </w:t>
-      </w:r>
-      <w:r>
-        <w:t>側線管狀神經丘（CNs）加速度感知：30–50 Hz 中頻響應；靜水管理池中偵測急速逃竄獵物。</w:t>
-      </w:r>
+        <w:t>V2B-04 側線管狀神經丘（CNs）加速度感知：30–50 Hz 中頻響應；靜水管理池中偵測急速逃竄獵物。</w:t>
+      </w:r>
+      <w:r/>
     </w:p>
     <w:p>
       <w:pPr/>
@@ -6540,11 +6524,9 @@
         <w:rPr>
           <w:b/>
         </w:rPr>
-        <w:t xml:space="preserve">[2B-07] </w:t>
-      </w:r>
-      <w:r>
-        <w:t>卡門渦街尾流感知：2–15 Hz 低頻尾波激發 SNs，高壓管理池中最具穿透性之隱性流體信號。</w:t>
-      </w:r>
+        <w:t>V2B-07 卡門渦街尾流感知：2–15 Hz 低頻尾波激發 SNs，高壓管理池中最具穿透性之隱性流體信號。</w:t>
+      </w:r>
+      <w:r/>
     </w:p>
     <w:p>
       <w:pPr/>
@@ -6555,19 +6537,19 @@
     <w:p>
       <w:pPr/>
       <w:r>
-        <w:t>[2C-02] 視覺敏銳度（Visual Acuity）：全視野/周邊 0.10–0.18 CPD；中央凹區域 1.18–4.5 cpd；近點調節範圍 13.5–24 cm（43 cm 體長成魚）。近點距離決定 Follower Rejection 臨界距離。</w:t>
+        <w:t>V2C-02 視覺敏銳度（Visual Acuity）：全視野/周邊 0.10–0.18 CPD；中央凹區域 1.18–4.5 cpd；近點調節範圍 13.5–24 cm（43 cm 體長成魚）。近點距離決定 Follower Rejection 臨界距離。</w:t>
       </w:r>
     </w:p>
     <w:p>
       <w:pPr/>
       <w:r>
-        <w:t>[2C-04] 前上視線偏好窗口（Binocular zone + monocular up-oblique）：黑鱸靜止時瞳孔視線主軸偏向前上方 10–30°；對水面下假餌維持最長追蹤距離。</w:t>
+        <w:t>V2C-04 前上視線偏好窗口（Binocular zone + monocular up-oblique）：黑鱸靜止時瞳孔視線主軸偏向前上方 10–30°；對水面下假餌維持最長追蹤距離。</w:t>
       </w:r>
     </w:p>
     <w:p>
       <w:pPr/>
       <w:r>
-        <w:t>[2C-07] 朝上攻擊（Upward-Strike）觸發條件：水溫 &gt;22°C / DO &gt;5 mg/L / 水深 &lt;1.5 m 時，垂直突擊比例顯著上升；假餌水層應高於魚眼 20–50 cm。</w:t>
+        <w:t>V2C-07 朝上攻擊（Upward-Strike）觸發條件：水溫 &gt;22°C / DO &gt;5 mg/L / 水深 &lt;1.5 m 時，垂直突擊比例顯著上升；假餌水層應高於魚眼 20–50 cm。</w:t>
       </w:r>
     </w:p>
     <w:p>
@@ -6644,11 +6626,9 @@
         <w:rPr>
           <w:b/>
         </w:rPr>
-        <w:t xml:space="preserve">[3A-01] </w:t>
-      </w:r>
-      <w:r>
-        <w:t>視頂蓋方向選擇性神經元（DS Neurons）速度觸發閾值：反射咬餌觸發線性速度 1.5–1.8 m/s（凌駕端腦認知審查）；最佳觸發角速度 ~60°/s（DSI &gt; 0.33）；感覺運動轉換潛伏期 30–50 ms；約 1/5 SINs 具強烈方向選擇性。引用依據：2A-07, 2A-08。[信心等級：高]。</w:t>
-      </w:r>
+        <w:t>V3A-01 視頂蓋方向選擇性神經元（DS Neurons）速度觸發閾值：反射咬餌觸發線性速度 1.5–1.8 m/s（凌駕端腦認知審查）；最佳觸發角速度 ~60°/s（DSI &gt; 0.33）；感覺運動轉換潛伏期 30–50 ms；約 1/5 SINs 具強烈方向選擇性。引用依據：2A-07, 2A-08。[信心等級：高]。</w:t>
+      </w:r>
+      <w:r/>
     </w:p>
     <w:p>
       <w:pPr/>
@@ -6656,22 +6636,20 @@
         <w:rPr>
           <w:b/>
         </w:rPr>
-        <w:t xml:space="preserve">[3A-02] </w:t>
-      </w:r>
-      <w:r>
-        <w:t>CFF 頻率閾值與 Mid-Strolling 視覺催眠操作窗口：真骨魚 CFF 30–60 Hz（水溫/光照依賴）；Mid-Strolling 操作速度 0.5–1.0 m/s；假餌滾動頻率 2–5 Hz → 視覺對比脈衝 10–20 Hz（嚴格低於 CFF 30–60 Hz，維持清晰離散解析）；此窗口形成視覺催眠（Visual Hypnosis）使黑鱸進入緩慢跟隨模式。。[信心等級：中]。</w:t>
-      </w:r>
+        <w:t>V3A-02 CFF 頻率閾值與 Mid-Strolling 視覺催眠操作窗口：真骨魚 CFF 30–60 Hz（水溫/光照依賴）；Mid-Strolling 操作速度 0.5–1.0 m/s；假餌滾動頻率 2–5 Hz → 視覺對比脈衝 10–20 Hz（嚴格低於 CFF 30–60 Hz，維持清晰離散解析）；此窗口形成視覺催眠（Visual Hypnosis）使黑鱸進入緩慢跟隨模式。。[信心等級：中]。</w:t>
+      </w:r>
+      <w:r/>
     </w:p>
     <w:p>
       <w:pPr/>
       <w:r>
-        <w:t>[3A-03] 卡門渦街側線疊加效應（Wake Superposition）：尾流脫落頻率 1–30 Hz（0.5–1.0 m/s 速度下）；SNs 峰值響應 ~20 Hz（頻響上限 &lt;30 Hz；2B-02；50 Hz 以上為 CNs 管側神經丘響應範圍）；近場感知距離 &lt;40–80 cm；視覺 10–20 Hz 閃爍疊加側線 1–30 Hz 渦街 → 雙模態感覺疊加（Cross-modal Superposition）→ 強化「瀕死獵物」神經判定。。[信心等級：中]。</w:t>
+        <w:t>V3A-03 卡門渦街側線疊加效應（Wake Superposition）：尾流脫落頻率 1–30 Hz（0.5–1.0 m/s 速度下）；SNs 峰值響應 ~20 Hz（頻響上限 &lt;30 Hz；2B-02；50 Hz 以上為 CNs 管側神經丘響應範圍）；近場感知距離 &lt;40–80 cm；視覺 10–20 Hz 閃爍疊加側線 1–30 Hz 渦街 → 雙模態感覺疊加（Cross-modal Superposition）→ 強化「瀕死獵物」神經判定。。[信心等級：中]。</w:t>
       </w:r>
     </w:p>
     <w:p>
       <w:pPr/>
       <w:r>
-        <w:t>[3A-04] Follower Rejection 近場失焦臨界：水晶體近點（Near point）13.5–24 cm（43 cm 體長成魚）；視網膜空間解析度 1.18–4.5 cpd（中央凹視力；全視野/周邊為 0.10–0.18 CPD，見 2C-02）；韋伯對比閾值 5%（2A-11）；距離縮短至近點以內 → 影像嚴重散焦，邊緣高頻細節消失，假餌輪廓退化為色塊，視覺特徵崩潰。。[信心等級：中]。</w:t>
+        <w:t>V3A-04 Follower Rejection 近場失焦臨界：水晶體近點（Near point）13.5–24 cm（43 cm 體長成魚）；視網膜空間解析度 1.18–4.5 cpd（中央凹視力；全視野/周邊為 0.10–0.18 CPD，見 2C-02）；韋伯對比閾值 5%（2A-11）；距離縮短至近點以內 → 影像嚴重散焦，邊緣高頻細節消失，假餌輪廓退化為色塊，視覺特徵崩潰。。[信心等級：中]。</w:t>
       </w:r>
     </w:p>
     <w:p>
@@ -6680,11 +6658,9 @@
         <w:rPr>
           <w:b/>
         </w:rPr>
-        <w:t xml:space="preserve">[3A-05] </w:t>
-      </w:r>
-      <w:r>
-        <w:t>端腦認知決策窗口（Decision Window）與 Follower Rejection 觸發條件：假餌停頓 → 角速度降至 0（低於 1.5–1.8 m/s 視頂蓋閾值）→ 視頂蓋吞噬指令解除，移交端腦；端腦四重交叉比對（(1)視覺失真 (2)化學特徵缺失 (3)側線歸零 (4)皮質醇記憶提取）耗時 60–100+ ms；&gt;100 ms 整合違和感 → 煞車指令 → Follower Rejection。。[信心等級：中]。</w:t>
-      </w:r>
+        <w:t>V3A-05 端腦認知決策窗口（Decision Window）與 Follower Rejection 觸發條件：假餌停頓 → 角速度降至 0（低於 1.5–1.8 m/s 視頂蓋閾值）→ 視頂蓋吞噬指令解除，移交端腦；端腦四重交叉比對（(1)視覺失真 (2)化學特徵缺失 (3)側線歸零 (4)皮質醇記憶提取）耗時 60–100+ ms；&gt;100 ms 整合違和感 → 煞車指令 → Follower Rejection。。[信心等級：中]。</w:t>
+      </w:r>
+      <w:r/>
     </w:p>
     <w:p>
       <w:pPr/>
@@ -6692,11 +6668,9 @@
         <w:rPr>
           <w:b/>
         </w:rPr>
-        <w:t xml:space="preserve">[3A-06] </w:t>
-      </w:r>
-      <w:r>
-        <w:t>Alert Reset Time 皮質醇動力學（台灣特定場景）：靜息皮質醇 1.68–10.69 ng/mL（均值 ~6.0 ng/mL）；C&amp;R 急性峰值 &gt;150 ng/mL（劇烈個體 200–300+ ng/mL）；12°C 釋放至水體中半衰期 ~16 hr；台灣北部冬季（11–13°C）完全恢復 72 hr（= 4,320 min）；台灣適溫（16–20°C）血乳酸/血糖恢復 24 hr（= 1,440 min）；台灣南部夏季（&gt;30°C + 底棲 Eh &lt; −150 mV 缺氧）警報重置時間可能無限延長（延遲性死亡風險）。。[信心等級：中]。</w:t>
-      </w:r>
+        <w:t>V3A-06 Alert Reset Time 皮質醇動力學（台灣特定場景）：靜息皮質醇 1.68–10.69 ng/mL（均值 ~6.0 ng/mL）；C&amp;R 急性峰值 &gt;150 ng/mL（劇烈個體 200–300+ ng/mL）；12°C 釋放至水體中半衰期 ~16 hr；完整溫度矩陣（依 SUP-A VSUP-A04）：10°C=48.0 hr；15°C=33.9 hr；20°C=24.0 hr；22°C=20.9 hr；25°C=17.0 hr；30°C=12.0 hr；35°C=8.5 hr；台灣南部夏季（&gt;30°C + 底棲 Eh &lt; −150 mV 缺氧）警報重置時間可能無限延長（延遲性死亡風險）。。[信心等級：中]。</w:t>
+      </w:r>
+      <w:r/>
     </w:p>
     <w:p>
       <w:pPr/>
@@ -6704,11 +6678,9 @@
         <w:rPr>
           <w:b/>
         </w:rPr>
-        <w:t xml:space="preserve">[3A-07] </w:t>
-      </w:r>
-      <w:r>
-        <w:t>HVF/LVF 皮質醇行為二元化分叉閾值：新魚（HVF）靜息皮質醇 ~6.0 ng/mL（低 HPI 軸喚醒，視頂蓋反射主導）；老魚（LVF）靜息皮質醇慢性升高（推估 &gt;20–40 ng/mL，基於 FIE 文獻估算）；行為分叉推估門檻：皮質醇基線 ≥30 ng/mL 時端腦認知拒絕凌駕視頂蓋反射（基於 FIE 研究之推測，非 M. salmoides 直接實驗值）；LVF Follower Rejection 比率顯著高於 HVF。。[信心等級：中]。</w:t>
-      </w:r>
+        <w:t>V3A-07 HVF/LVF 皮質醇行為二元化分叉閾值：新魚（HVF）靜息皮質醇 ~6.0 ng/mL（低 HPI 軸喚醒，視頂蓋反射主導）；老魚（LVF）靜息皮質醇慢性升高（推估 &gt;20–40 ng/mL，基於 FIE 文獻估算）；行為分叉推估門檻：皮質醇基線 ≥30 ng/mL 時端腦認知拒絕凌駕視頂蓋反射（基於 FIE 研究之推測，非 M. salmoides 直接實驗值）；LVF Follower Rejection 比率顯著高於 HVF。。[信心等級：中]。</w:t>
+      </w:r>
+      <w:r/>
     </w:p>
     <w:p>
       <w:pPr/>
@@ -6716,11 +6688,9 @@
         <w:rPr>
           <w:b/>
         </w:rPr>
-        <w:t xml:space="preserve">[3A-08] </w:t>
-      </w:r>
-      <w:r>
-        <w:t>Schreckstoff 化學通訊與死區空間隔離：觸發閾值 10⁻¹⁸ 稀釋度（10⁻¹⁸ fish/L 體液當量）；靜水擴散半徑 2–8 m；汙染面積 201 m²（R=8 m）；5CS → 不規則逃竄，5DS → 底棲凍結（Lockjaw）；Q10 = 2.08（台灣南部夏季）；有效化學半衰期數小時（25–30°C）；安全打擊區距事發點 ≥8 m 外。。[信心等級：高]。</w:t>
-      </w:r>
+        <w:t>V3A-08 Schreckstoff 化學通訊與死區空間隔離：觸發閾值 10⁻¹⁸ 稀釋度（10⁻¹⁸ fish/L 體液當量）；靜水擴散半徑（純水理論最大值）2–8 m；【SUP-B 修正（VSUP-B11）：Zone-A/B 北部（pH &lt; 5.5）實際有效半徑 &lt; 0.5 m（H3NO 酸水解失效，非 CDOM 束縛）；Zone-C 南部（pH 6.5–7.5）實際有效半徑 4–7 m，警報熱點持續 12–36 hr；信心等級：低】；汙染面積：Zone-A/B &lt; 0.8 m²；Zone-C 50–154 m²（純水 201 m²）；5CS → 不規則逃竄，5DS → 底棲凍結（Lockjaw）；Q10 = 2.08（台灣南部夏季）；有效化學半衰期：Zone-A/B 數分鐘（酸水解）；Zone-C 12–36 hr（CDOM 屏蔽）；安全打擊區：Zone-A/B &gt; 0.5 m（死區可忽略）；Zone-C 距事發點 ≥ 7 m。[信心等級：高（純水模型）；Zone 修正信心等級：低（VSUP-B11）]。</w:t>
+      </w:r>
+      <w:r/>
     </w:p>
     <w:p>
       <w:pPr/>
@@ -6728,11 +6698,9 @@
         <w:rPr>
           <w:b/>
         </w:rPr>
-        <w:t xml:space="preserve">[3A-09] </w:t>
-      </w:r>
-      <w:r>
-        <w:t>脫習慣化（Dishabituation）動態破局條件（基於估算）：打破視頂蓋跟蹤放電所需速度突變 ΔV &gt;30 cm/s（基於 DS Neurons 方向選擇性研究估算）；急停重置時間 2–5 s；角度偏轉閾值 &gt;15–30°（估算）。備注：以上為基於真骨魚視頂蓋神經生物學文獻之推測，非 M. salmoides 物種特定實驗數值。。[信心等級：低]。</w:t>
-      </w:r>
+        <w:t>V3A-09 脫習慣化（Dishabituation）動態破局條件（基於估算）：打破視頂蓋跟蹤放電所需速度突變 ΔV &gt;30 cm/s（基於 DS Neurons 方向選擇性研究估算）；急停重置時間 2–5 s；角度偏轉閾值 &gt;15–30°（估算）。備注：以上為基於真骨魚視頂蓋神經生物學文獻之推測，非 M. salmoides 物種特定實驗數值。。[信心等級：低]。</w:t>
+      </w:r>
+      <w:r/>
     </w:p>
     <w:p>
       <w:pPr/>
@@ -6740,10 +6708,13 @@
         <w:rPr>
           <w:b/>
         </w:rPr>
-        <w:t xml:space="preserve">[3A-10] </w:t>
-      </w:r>
-      <w:r>
-        <w:t>邊緣效應（Edge Effect）流體動力學壓縮機制（基於估算）：有效邊緣距離 &lt;3–5 cm（物理障礙物邊界層）；邊界層厚度 ~1 cm；側線粒子加速度訊號放大 40–50%；Follower Rejection 決策窗口壓縮至 60–70 ms（壓縮率 30–40%）。備注：基於流體動力學邊界層理論推算，非 M. salmoides 直接實驗驗證。。[信心等級：低]。</w:t>
+        <w:t>V3A-10 邊緣效應（Edge Effect）流體動力學壓縮機制（基於估算）：有效邊緣距離 &lt;3–5 cm（物理障礙物邊界層）；邊界層厚度 ~1 cm；側線粒子加速度訊號放大 40–50%；Follower Rejection 決策窗口壓縮至 60–70 ms（壓縮率 30–40%）。備注：基於流體動力學邊界層理論推算，非 M. salmoides 直接實驗驗證。。[信心等級：低]。</w:t>
+      </w:r>
+      <w:r/>
+    </w:p>
+    <w:p>
+      <w:r>
+        <w:t>V3A-11：[Zone-B（桃竹苗，林口台地）春季 Lockjaw 解除時機較 Zone-A 提前約 12–18 天（依據 B0-21）。Zone-B 水體（水體 1 北部野生埤塘、水體 3 北部管理池）22°C 激活閾值達到時機早於 Zone-A，此對老魚（LVF）之高皮質醇慢性 Lockjaw 解除時間窗口同步提前——在 Zone-B，春季行為恢復評估應以 Zone-A 春季時間軸往前移動 12–18 天為基準進行策略規劃。]。[信心等級：中]。[來源：0D1 B0-21；1A-13]</w:t>
       </w:r>
     </w:p>
     <w:p>
@@ -8311,7 +8282,7 @@
           <w:color w:val="1f1f1f"/>
           <w:rtl w:val="0"/>
         </w:rPr>
-        <w:t xml:space="preserve">。回顧 卷 2B 的基準事實，這段頻率 1–30 Hz 完美、嚴密地覆蓋了黑鱸側線系統中「表淺神經丘」（Superficial Neuromasts, SNs）的最佳反應域，尤其是其 20–50 Hz 的峰值靈敏度中心 </w:t>
+        <w:t xml:space="preserve">。回顧 卷 2B 的基準事實，這段頻率 1–30 Hz 完美、嚴密地覆蓋了黑鱸側線系統中「表淺神經丘」（Superficial Neuromasts, SNs）的最佳反應域，尤其是其 ~20 Hz 的峰值靈敏度中心（頻響上限 &lt;30 Hz；&gt;50 Hz 屬 CNs） </w:t>
       </w:r>
       <w:r>
         <w:rPr>
@@ -14159,7 +14130,7 @@
           <w:color w:val="1f1f1f"/>
           <w:rtl w:val="0"/>
         </w:rPr>
-        <w:t xml:space="preserve"> CFF 頻率閾值（30–60 Hz）、DS Neurons 線性觸發速度（1.5–1.8 m/s）、側線 SNs 峰值響應頻率（20–50 Hz）。</w:t>
+        <w:t xml:space="preserve"> CFF 頻率閾值（30–60 Hz）、DS Neurons 線性觸發速度（1.5–1.8 m/s）、側線 SNs 峰值響應頻率（~20 Hz；頻響上限 &lt;30 Hz；&gt;50 Hz 屬 CNs 管側神經丘）。</w:t>
       </w:r>
     </w:p>
     <w:p>
@@ -14485,7 +14456,7 @@
           <w:color w:val="1f1f1f"/>
           <w:rtl w:val="0"/>
         </w:rPr>
-        <w:t xml:space="preserve">(b) </w:t>
+        <w:t>(b) 數據輸入： 靜息皮質醇（6.0 ng/mL） vs 急性峰值（&gt;150 ng/mL），Alert Reset Time（溫度矩陣 8.5–48 hr，依 VSUP-A04）。</w:t>
       </w:r>
       <w:r>
         <w:rPr>
@@ -14495,15 +14466,13 @@
           <w:color w:val="1f1f1f"/>
           <w:rtl w:val="0"/>
         </w:rPr>
-        <w:t xml:space="preserve">數據輸入：</w:t>
-      </w:r>
-      <w:r>
-        <w:rPr>
-          <w:rFonts w:ascii="Google Sans" w:cs="Google Sans" w:eastAsia="Google Sans" w:hAnsi="Google Sans"/>
-          <w:color w:val="1f1f1f"/>
-          <w:rtl w:val="0"/>
-        </w:rPr>
-        <w:t xml:space="preserve"> 靜息皮質醇（6.0 ng/mL） vs 急性峰值（&gt;150 ng/mL），Alert Reset Time（24–72 hr）。</w:t>
+      </w:r>
+      <w:r>
+        <w:rPr>
+          <w:rFonts w:ascii="Google Sans" w:cs="Google Sans" w:eastAsia="Google Sans" w:hAnsi="Google Sans"/>
+          <w:color w:val="1f1f1f"/>
+          <w:rtl w:val="0"/>
+        </w:rPr>
       </w:r>
     </w:p>
     <w:p>
@@ -14856,7 +14825,7 @@
           <w:color w:val="1f1f1f"/>
           <w:rtl w:val="0"/>
         </w:rPr>
-        <w:t xml:space="preserve"> 建構高壓管理池的標點輪替（Spot Rotation）演算法。計算在特定水溫與 1.5 m 水深下，中魚或跑魚事件釋放之 H3NO 的半衰期消散曲線。以量化數據指導釣手精確計算需放棄該標點的冷卻時數，並幾何預測周邊 8 m 外未受 5DS（絕對凍結）污染的安全打擊區。</w:t>
+        <w:t xml:space="preserve"> 建構高壓管理池的標點輪替（Spot Rotation）演算法。計算在特定水溫與 1.5 m 水深下，中魚或跑魚事件釋放之 H3NO 的半衰期消散曲線。以量化數據指導釣手精確計算需放棄該標點的冷卻時數，並依 Zone 區分計算安全打擊區（Zone-A/B 北部：5DS 死區 &lt; 0.5 m，可忽略；Zone-C 南部：安全打擊區 ≥ 7 m 外；依 VSUP-B11）。</w:t>
       </w:r>
     </w:p>
     <w:p>
@@ -14938,7 +14907,7 @@
         <w:t>(b) 量化參數：</w:t>
       </w:r>
       <w:r>
-        <w:t>操作速度 0.5–1.0 m/s；視覺對比脈衝 10–20 Hz &lt; CFF 30–60 Hz；SNs 峰值響應 20–50 Hz；近場感知距離 &lt;40–80 cm；DS Neurons 最佳角速度 ~60°/s</w:t>
+        <w:t>操作速度 0.5–1.0 m/s；視覺對比脈衝 10–20 Hz &lt; CFF 30–60 Hz；SNs 峰值響應 ~20 Hz（頻響上限 &lt;30 Hz；&gt;50 Hz 屬 CNs）；近場感知距離 &lt;40–80 cm；DS Neurons 最佳角速度 ~60°/s</w:t>
       </w:r>
     </w:p>
     <w:p>
@@ -15043,10 +15012,62 @@
         <w:rPr>
           <w:b/>
         </w:rPr>
+        <w:t>(b) 量化參數：靜息皮質醇 ~6.0 ng/mL；C&amp;R 峰值 &gt;150 ng/mL；完整溫度矩陣（VSUP-A04）：10°C=48.0 hr；15°C=33.9 hr；20°C=24.0 hr；22°C=20.9 hr；25°C=17.0 hr；30°C=12.0 hr；35°C=8.5 hr；南部夏季（&gt;30°C + 底棲缺氧）可能無限延長；LVF 分叉門檻推估 ≥30 ng/mL</w:t>
+      </w:r>
+      <w:r/>
+    </w:p>
+    <w:p>
+      <w:pPr/>
+      <w:r>
+        <w:rPr>
+          <w:b/>
+        </w:rPr>
+        <w:t>(c) 適用水體/季節：</w:t>
+      </w:r>
+      <w:r>
+        <w:t>台灣北部管理池（水體3）冬季（11–13°C）；台灣南部管理池（水體6）全年；中魚/跑魚後 24–72 hr 內 Lockjaw 期</w:t>
+      </w:r>
+    </w:p>
+    <w:p>
+      <w:pPr/>
+      <w:r>
+        <w:rPr>
+          <w:b/>
+        </w:rPr>
+        <w:t>(d) 引用編號：</w:t>
+      </w:r>
+      <w:r>
+        <w:t>3A-06, 3A-07, 2A-06, B0-11</w:t>
+      </w:r>
+    </w:p>
+    <w:p>
+      <w:pPr/>
+      <w:r>
+        <w:t>【CF-04 Schreckstoff 空間拓撲與標點輪替演算】</w:t>
+      </w:r>
+    </w:p>
+    <w:p>
+      <w:pPr/>
+      <w:r>
+        <w:rPr>
+          <w:b/>
+        </w:rPr>
+        <w:t>(a) 機制類型：</w:t>
+      </w:r>
+      <w:r>
+        <w:t>警報物質擴散動力學與死區空間隔離計算</w:t>
+      </w:r>
+    </w:p>
+    <w:p>
+      <w:pPr/>
+      <w:r>
+        <w:rPr>
+          <w:b/>
+        </w:rPr>
         <w:t>(b) 量化參數：</w:t>
       </w:r>
       <w:r>
-        <w:t>靜息皮質醇 ~6.0 ng/mL；C&amp;R 峰值 &gt;150 ng/mL；北部冬季 72 hr（4,320 min）；適溫 24 hr（1,440 min）；南部夏季（&gt;30°C + 底棲缺氧）可能無限延長；LVF 分叉門檻推估 ≥30 ng/mL</w:t>
+        <w:t>有效擴散半徑：Zone-A/B 北部 &lt; 0.5 m；Zone-C 南部 4–7 m（純水理論值 8 m）；汙染面積：Zone-A/B &lt; 0.8 m²；Zone-C 50–154 m²（純水 201 m²）；觸發閾值 10⁻¹⁸；Q10 = 2.08；化學半衰期：Zone-A/B 數分鐘（酸水解）；Zone-C 12–36 hr（CDOM 屏蔽）；安全打擊區：Zone-A/B &gt; 0.5 m（死區可忽略）；Zone-C ≥ 7 m（VSUP-B11）</w:t>
       </w:r>
     </w:p>
     <w:p>
@@ -15058,7 +15079,7 @@
         <w:t>(c) 適用水體/季節：</w:t>
       </w:r>
       <w:r>
-        <w:t>台灣北部管理池（水體3）冬季（11–13°C）；台灣南部管理池（水體6）全年；中魚/跑魚後 24–72 hr 內 Lockjaw 期</w:t>
+        <w:t>台灣南北封閉管理池（水體3, 6）靜水條件全年；中魚或跑魚事件後立即適用；夏季快速消散（數小時），冬季死區持續更長（Q10 效應減弱）</w:t>
       </w:r>
     </w:p>
     <w:p>
@@ -15070,25 +15091,28 @@
         <w:t>(d) 引用編號：</w:t>
       </w:r>
       <w:r>
-        <w:t>3A-06, 3A-07, 2A-06, B0-11</w:t>
+        <w:t>3A-08, B0-10, B0-11</w:t>
       </w:r>
     </w:p>
     <w:p>
       <w:pPr/>
-      <w:r>
-        <w:t>【CF-04 Schreckstoff 空間拓撲與標點輪替演算】</w:t>
-      </w:r>
     </w:p>
     <w:p>
       <w:pPr/>
       <w:r>
+        <w:t>【CF-05 Edge Effect 邊界層水動力壓縮】</w:t>
+      </w:r>
+    </w:p>
+    <w:p>
+      <w:pPr/>
+      <w:r>
         <w:rPr>
           <w:b/>
         </w:rPr>
         <w:t>(a) 機制類型：</w:t>
       </w:r>
       <w:r>
-        <w:t>警報物質擴散動力學與死區空間隔離計算</w:t>
+        <w:t>邊界層水動力擠壓與 Follower Rejection 決策窗口壓縮（Edge Effect）</w:t>
       </w:r>
     </w:p>
     <w:p>
@@ -15100,7 +15124,7 @@
         <w:t>(b) 量化參數：</w:t>
       </w:r>
       <w:r>
-        <w:t>有效擴散半徑 2–8 m；汙染面積 201 m²；觸發閾值 10⁻¹⁸；Q10 = 2.08；化學半衰期數小時（25–30°C）；安全打擊區 ≥8 m</w:t>
+        <w:t>有效邊緣距離 &lt;3–5 cm；邊界層厚度 ~1 cm；側線粒子加速度訊號放大 40–50%（2B-02/2B-04）；決策窗口壓縮至 60–70 ms（壓縮率 30–40%，基於流體動力學估算）</w:t>
       </w:r>
     </w:p>
     <w:p>
@@ -15112,7 +15136,7 @@
         <w:t>(c) 適用水體/季節：</w:t>
       </w:r>
       <w:r>
-        <w:t>台灣南北封閉管理池（水體3, 6）靜水條件全年；中魚或跑魚事件後立即適用；夏季快速消散（數小時），冬季死區持續更長（Q10 效應減弱）</w:t>
+        <w:t>台灣南北管理池/埤塘（水體1, 3, 4, 6）全年；具物理障礙物釣點（近岸、草緣、護岸、樁基）；高壓老魚（LVF）近場跟隨拒咬情境</w:t>
       </w:r>
     </w:p>
     <w:p>
@@ -15124,16 +15148,25 @@
         <w:t>(d) 引用編號：</w:t>
       </w:r>
       <w:r>
-        <w:t>3A-08, B0-10, B0-11</w:t>
+        <w:t>3A-10, 3A-05, 2B-02, 2B-04</w:t>
       </w:r>
     </w:p>
     <w:p>
       <w:pPr/>
+      <w:r>
+        <w:t>【CF-06 Dishabituation 動態破局操作】</w:t>
+      </w:r>
     </w:p>
     <w:p>
       <w:pPr/>
       <w:r>
-        <w:t>【CF-05 Edge Effect 邊界層水動力壓縮】</w:t>
+        <w:rPr>
+          <w:b/>
+        </w:rPr>
+        <w:t>(a) 機制類型：</w:t>
+      </w:r>
+      <w:r>
+        <w:t>視頂蓋脫習慣化（Dishabituation）動態破局——打破 Mid-Strolling 神經習慣化</w:t>
       </w:r>
     </w:p>
     <w:p>
@@ -15142,10 +15175,10 @@
         <w:rPr>
           <w:b/>
         </w:rPr>
-        <w:t>(a) 機制類型：</w:t>
-      </w:r>
-      <w:r>
-        <w:t>邊界層水動力擠壓與 Follower Rejection 決策窗口壓縮（Edge Effect）</w:t>
+        <w:t>(b) 量化參數：</w:t>
+      </w:r>
+      <w:r>
+        <w:t>速度突變閾值 ΔV &gt;30 cm/s（估算）；急停重置時間 2–5 s；角度偏轉閾值 &gt;15–30°（估算）；備注：非 M. salmoides 直接實驗值，基於真骨魚視頂蓋文獻估算</w:t>
       </w:r>
     </w:p>
     <w:p>
@@ -15154,10 +15187,10 @@
         <w:rPr>
           <w:b/>
         </w:rPr>
-        <w:t>(b) 量化參數：</w:t>
-      </w:r>
-      <w:r>
-        <w:t>有效邊緣距離 &lt;3–5 cm；邊界層厚度 ~1 cm；側線粒子加速度訊號放大 40–50%（2B-02/2B-04）；決策窗口壓縮至 60–70 ms（壓縮率 30–40%，基於流體動力學估算）</w:t>
+        <w:t>(c) 適用水體/季節：</w:t>
+      </w:r>
+      <w:r>
+        <w:t>高壓管理池（北部/南部，水體3, 6）全年；老魚（LVF）Mid-Strolling 持續跟隨但不咬情境；與 CF-01 Mid-Strolling 機制配合使用</w:t>
       </w:r>
     </w:p>
     <w:p>
@@ -15166,76 +15199,18 @@
         <w:rPr>
           <w:b/>
         </w:rPr>
-        <w:t>(c) 適用水體/季節：</w:t>
-      </w:r>
-      <w:r>
-        <w:t>台灣南北管理池/埤塘（水體1, 3, 4, 6）全年；具物理障礙物釣點（近岸、草緣、護岸、樁基）；高壓老魚（LVF）近場跟隨拒咬情境</w:t>
-      </w:r>
-    </w:p>
-    <w:p>
-      <w:pPr/>
-      <w:r>
-        <w:rPr>
-          <w:b/>
-        </w:rPr>
         <w:t>(d) 引用編號：</w:t>
       </w:r>
       <w:r>
-        <w:t>3A-10, 3A-05, 2B-02, 2B-04</w:t>
-      </w:r>
-    </w:p>
-    <w:p>
-      <w:pPr/>
-      <w:r>
-        <w:t>【CF-06 Dishabituation 動態破局操作】</w:t>
-      </w:r>
-    </w:p>
-    <w:p>
-      <w:pPr/>
-      <w:r>
-        <w:rPr>
-          <w:b/>
-        </w:rPr>
-        <w:t>(a) 機制類型：</w:t>
-      </w:r>
-      <w:r>
-        <w:t>視頂蓋脫習慣化（Dishabituation）動態破局——打破 Mid-Strolling 神經習慣化</w:t>
-      </w:r>
-    </w:p>
-    <w:p>
-      <w:pPr/>
-      <w:r>
-        <w:rPr>
-          <w:b/>
-        </w:rPr>
-        <w:t>(b) 量化參數：</w:t>
-      </w:r>
-      <w:r>
-        <w:t>速度突變閾值 ΔV &gt;30 cm/s（估算）；急停重置時間 2–5 s；角度偏轉閾值 &gt;15–30°（估算）；備注：非 M. salmoides 直接實驗值，基於真骨魚視頂蓋文獻估算</w:t>
-      </w:r>
-    </w:p>
-    <w:p>
-      <w:pPr/>
-      <w:r>
-        <w:rPr>
-          <w:b/>
-        </w:rPr>
-        <w:t>(c) 適用水體/季節：</w:t>
-      </w:r>
-      <w:r>
-        <w:t>高壓管理池（北部/南部，水體3, 6）全年；老魚（LVF）Mid-Strolling 持續跟隨但不咬情境；與 CF-01 Mid-Strolling 機制配合使用</w:t>
-      </w:r>
-    </w:p>
-    <w:p>
-      <w:pPr/>
-      <w:r>
-        <w:rPr>
-          <w:b/>
-        </w:rPr>
-        <w:t>(d) 引用編號：</w:t>
-      </w:r>
-      <w:r>
         <w:t>3A-09, 3A-02, 3A-01, 2B-07</w:t>
+      </w:r>
+    </w:p>
+    <w:p>
+      <w:r>
+        <w:t xml:space="preserve">(a) 機制類型：Zone-B 春季 Lockjaw 解除時機超前修正
+(b) 量化參數：Zone-B（桃竹苗）22°C 激活閾值較 Zone-A 提前 12–18 天（B0-21）；LVF 老魚 Alert Reset 窗口隨水溫閾值同步提前
+(c) 適用水體/季節：Zone-B 北部水體（水體 1、水體 3）春季（3–4月）；下游 3B 涉及 Zone-B 北部翻水期情境時需採用此超前時間軸
+(d) 引用編號：3A-11；B0-21；1A-13</w:t>
       </w:r>
     </w:p>
     <w:p>
@@ -15268,7 +15243,7 @@
       <w:pPr/>
       <w:r>
         <w:rPr/>
-        <w:t xml:space="preserve">[Schreckstoff 有機質束縛效應假設]：(a) 不確定性原因：擴散半徑 2–8 m 基於純水理想擴散模型（Fick's Law），台灣管理池含高有機質腐殖酸（北部）或浮游植物分泌物（南部），可能透過 CDOM 束縛縮短 Schreckstoff 有效活性距離，實際有效半徑可能低至 1–3 m。(b) 保守假設值：採用無有機質束縛的上界 8 m 估算死區面積（201 m²），確保標點輪替決策不過於激進。(c) 對下游卷影響：3B 管理池標點輪替演算中，死區污染面積估算偏向高估（保守），釣手若在有機質豐富的南部池採用 2–3 m 半徑即可，不需等待完整 8 m 擴散時間。</w:t>
+        <w:t>【SUP-B 已部分解決（VSUP-B11，信心等級：低）】[Schreckstoff 有機質束縛效應]：(a) SUP-B 補充研究確認機制差異：北部 Zone-A/B（pH &lt; 5.5）：H3NO 酸水解失效（非 CDOM 束縛機制），有效半徑 &lt; 0.5 m，5DS 死區實際可忽略；南部 Zone-C（pH 6.5–7.5）：CDOM 非共價錯合縮減有效半徑至 4–7 m（非原估算之 1–3 m），警報熱點持續 12–36 hr。(b) 殘餘不確定性：Zone-C H3NO-腐植酸非共價結合常數（Kd）缺乏直接量測值；推算基於腐植酸-嘌呤類有機物結合文獻之地理外推，信心等級低。(c) 對下游卷影響：CF-04 安全打擊區已更新為 Zone 區分數值（Zone-A/B &gt; 0.5 m；Zone-C ≥ 7 m）；3B 管理池標點輪替演算需依 Zone 套用對應數值。</w:t>
       </w:r>
     </w:p>
     <w:p>
@@ -15318,7 +15293,7 @@
           <w:szCs w:val="24"/>
           <w:rtl w:val="0"/>
         </w:rPr>
-        <w:t xml:space="preserve">0D_基底資料矩陣與極端事件整合.docx</w:t>
+        <w:t>0D1_基底資料矩陣與極端事件整合.docx（Zone-B 補充版）</w:t>
       </w:r>
     </w:p>
     <w:p>

--- a/3A_高壓舊魚心理機制與誘咬本質.docx
+++ b/3A_高壓舊魚心理機制與誘咬本質.docx
@@ -6671,6 +6671,13 @@
         <w:t>V3A-06 Alert Reset Time 皮質醇動力學（台灣特定場景）：靜息皮質醇 1.68–10.69 ng/mL（均值 ~6.0 ng/mL）；C&amp;R 急性峰值 &gt;150 ng/mL（劇烈個體 200–300+ ng/mL）；12°C 釋放至水體中半衰期 ~16 hr；完整溫度矩陣（依 SUP-A VSUP-A04）：10°C=48.0 hr；15°C=33.9 hr；20°C=24.0 hr；22°C=20.9 hr；25°C=17.0 hr；30°C=12.0 hr；35°C=8.5 hr；台灣南部夏季（&gt;30°C + 底棲 Eh &lt; −150 mV 缺氧）警報重置時間可能無限延長（延遲性死亡風險）。。[信心等級：中]。</w:t>
       </w:r>
       <w:r/>
+      <w:r>
+        <w:rPr/>
+        <w:t xml:space="preserve">  （依 VSUP-C16 定義，此 1.68±0.69 ng/mL 屬 HVF 族群實測基準，HVF 分類範圍 ≤ 6 ng/mL；LVF 慢性基準為 20–40 ng/mL；急性 C&amp;R 飆升至 &gt;150 ng/mL 為獨立量測情境。）</w:t>
+      </w:r>
+      <w:r>
+        <w:t xml:space="preserve"> [VSUP-C16-note-added]</w:t>
+      </w:r>
     </w:p>
     <w:p>
       <w:pPr/>
@@ -17672,6 +17679,7 @@
         </w:rPr>
       </w:r>
     </w:p>
+    <w:p/>
     <w:sectPr>
       <w:pgSz w:h="15840" w:w="12240" w:orient="portrait"/>
       <w:pgMar w:bottom="1440" w:top="1440" w:left="1440" w:right="1440" w:header="0" w:footer="720"/>
